--- a/test/fixtures/mess_bill/report/messbill_editable.docx
+++ b/test/fixtures/mess_bill/report/messbill_editable.docx
@@ -58,51 +58,6 @@
           <wp:anchor distT="0" distB="0" distL="0" distR="0" simplePos="0" relativeHeight="102" behindDoc="0" locked="0" layoutInCell="1" allowOverlap="1">
             <wp:simplePos x="0" y="0"/>
             <wp:positionH relativeFrom="page">
-              <wp:posOffset>5200586</wp:posOffset>
-            </wp:positionH>
-            <wp:positionV relativeFrom="page">
-              <wp:posOffset>6098830</wp:posOffset>
-            </wp:positionV>
-            <wp:extent cx="1723094" cy="1318765"/>
-            <wp:effectExtent l="0" t="0" r="0" b="0"/>
-            <wp:wrapNone/>
-            <wp:docPr id="2" name="Graphic 2" descr="Graphic"/>
-            <wp:cNvGraphicFramePr>
-              <a:graphicFrameLocks noChangeAspect="1"/>
-            </wp:cNvGraphicFramePr>
-            <a:graphic>
-              <a:graphicData uri="http://schemas.openxmlformats.org/drawingml/2006/picture">
-                <pic:pic>
-                  <pic:nvPicPr>
-                    <pic:cNvPr id="2" name="Graphic 2"/>
-                    <pic:cNvPicPr/>
-                  </pic:nvPicPr>
-                  <pic:blipFill>
-                    <a:blip r:embed="rId4"/>
-                    <a:stretch>
-                      <a:fillRect/>
-                    </a:stretch>
-                  </pic:blipFill>
-                  <pic:spPr>
-                    <a:xfrm>
-                      <a:off x="0" y="0"/>
-                      <a:ext cx="1723094" cy="1318765"/>
-                    </a:xfrm>
-                    <a:prstGeom prst="rect">
-                      <a:avLst/>
-                    </a:prstGeom>
-                  </pic:spPr>
-                </pic:pic>
-              </a:graphicData>
-            </a:graphic>
-          </wp:anchor>
-        </w:drawing>
-      </w:r>
-      <w:r>
-        <w:drawing>
-          <wp:anchor distT="0" distB="0" distL="0" distR="0" simplePos="0" relativeHeight="103" behindDoc="0" locked="0" layoutInCell="1" allowOverlap="1">
-            <wp:simplePos x="0" y="0"/>
-            <wp:positionH relativeFrom="page">
               <wp:posOffset>1102157</wp:posOffset>
             </wp:positionH>
             <wp:positionV relativeFrom="page">
@@ -111,7 +66,7 @@
             <wp:extent cx="1110170" cy="1123095"/>
             <wp:effectExtent l="0" t="0" r="0" b="0"/>
             <wp:wrapNone/>
-            <wp:docPr id="3" name="Graphic 3" descr="Graphic"/>
+            <wp:docPr id="2" name="Stamp or seal 2" descr="Stamp or seal"/>
             <wp:cNvGraphicFramePr>
               <a:graphicFrameLocks noChangeAspect="1"/>
             </wp:cNvGraphicFramePr>
@@ -119,11 +74,11 @@
               <a:graphicData uri="http://schemas.openxmlformats.org/drawingml/2006/picture">
                 <pic:pic>
                   <pic:nvPicPr>
-                    <pic:cNvPr id="3" name="Graphic 3"/>
+                    <pic:cNvPr id="2" name="Stamp or seal 2"/>
                     <pic:cNvPicPr/>
                   </pic:nvPicPr>
                   <pic:blipFill>
-                    <a:blip r:embed="rId5"/>
+                    <a:blip r:embed="rId4"/>
                     <a:stretch>
                       <a:fillRect/>
                     </a:stretch>
@@ -144,6 +99,51 @@
         </w:drawing>
       </w:r>
       <w:r>
+        <w:drawing>
+          <wp:anchor distT="0" distB="0" distL="0" distR="0" simplePos="0" relativeHeight="103" behindDoc="0" locked="0" layoutInCell="1" allowOverlap="1">
+            <wp:simplePos x="0" y="0"/>
+            <wp:positionH relativeFrom="page">
+              <wp:posOffset>5204968</wp:posOffset>
+            </wp:positionH>
+            <wp:positionV relativeFrom="page">
+              <wp:posOffset>6366659</wp:posOffset>
+            </wp:positionV>
+            <wp:extent cx="1723272" cy="1050964"/>
+            <wp:effectExtent l="0" t="0" r="0" b="0"/>
+            <wp:wrapNone/>
+            <wp:docPr id="3" name="Stamp or seal 3" descr="Stamp or seal"/>
+            <wp:cNvGraphicFramePr>
+              <a:graphicFrameLocks noChangeAspect="1"/>
+            </wp:cNvGraphicFramePr>
+            <a:graphic>
+              <a:graphicData uri="http://schemas.openxmlformats.org/drawingml/2006/picture">
+                <pic:pic>
+                  <pic:nvPicPr>
+                    <pic:cNvPr id="3" name="Stamp or seal 3"/>
+                    <pic:cNvPicPr/>
+                  </pic:nvPicPr>
+                  <pic:blipFill>
+                    <a:blip r:embed="rId5"/>
+                    <a:stretch>
+                      <a:fillRect/>
+                    </a:stretch>
+                  </pic:blipFill>
+                  <pic:spPr>
+                    <a:xfrm>
+                      <a:off x="0" y="0"/>
+                      <a:ext cx="1723272" cy="1050964"/>
+                    </a:xfrm>
+                    <a:prstGeom prst="rect">
+                      <a:avLst/>
+                    </a:prstGeom>
+                  </pic:spPr>
+                </pic:pic>
+              </a:graphicData>
+            </a:graphic>
+          </wp:anchor>
+        </w:drawing>
+      </w:r>
+      <w:r>
         <w:rPr>
           <w:rFonts w:ascii="Arial" w:hAnsi="Arial" w:cs="Arial"/>
           <w:b/>
@@ -195,7 +195,7 @@
           <w:rFonts w:ascii="Arial" w:hAnsi="Arial" w:cs="Arial"/>
           <w:b/>
           <w:bCs/>
-          <w:spacing w:val="18"/>
+          <w:spacing w:val="7"/>
           <w:sz w:val="43"/>
           <w:szCs w:val="43"/>
         </w:rPr>
@@ -256,7 +256,7 @@
     </w:p>
     <w:p>
       <w:pPr>
-        <w:spacing w:before="174" w:after="0" w:line="288" w:lineRule="exact"/>
+        <w:spacing w:before="173" w:after="0" w:line="288" w:lineRule="exact"/>
         <w:ind w:left="0" w:right="178"/>
         <w:jc w:val="center"/>
       </w:pPr>
@@ -276,12 +276,13 @@
           <w:rFonts w:ascii="Arial" w:hAnsi="Arial" w:cs="Arial"/>
           <w:b/>
           <w:bCs/>
-          <w:spacing w:val="18"/>
+          <w:spacing w:val="20"/>
           <w:sz w:val="24"/>
           <w:szCs w:val="24"/>
         </w:rPr>
         <w:t xml:space="preserve"> </w:t>
       </w:r>
+      <w:bookmarkStart w:id="1" w:name="_OCR_1"/>
       <w:r>
         <w:rPr>
           <w:rFonts w:ascii="Arial" w:hAnsi="Arial" w:cs="Arial"/>
@@ -290,10 +291,10 @@
           <w:spacing w:val="-3"/>
           <w:sz w:val="24"/>
           <w:szCs w:val="24"/>
-          <w:highlight w:val="yellow"/>
         </w:rPr>
         <w:t xml:space="preserve">Mhow,</w:t>
       </w:r>
+      <w:bookmarkEnd w:id="1"/>
       <w:r>
         <w:rPr>
           <w:rFonts w:ascii="Arial" w:hAnsi="Arial" w:cs="Arial"/>
@@ -304,6 +305,7 @@
         </w:rPr>
         <w:t xml:space="preserve"> </w:t>
       </w:r>
+      <w:bookmarkStart w:id="2" w:name="_OCR_2"/>
       <w:r>
         <w:rPr>
           <w:rFonts w:ascii="Arial" w:hAnsi="Arial" w:cs="Arial"/>
@@ -312,21 +314,22 @@
           <w:spacing w:val="-3"/>
           <w:sz w:val="24"/>
           <w:szCs w:val="24"/>
-          <w:highlight w:val="yellow"/>
         </w:rPr>
         <w:t xml:space="preserve">Indore</w:t>
       </w:r>
-      <w:r>
-        <w:rPr>
-          <w:rFonts w:ascii="Arial" w:hAnsi="Arial" w:cs="Arial"/>
-          <w:b/>
-          <w:bCs/>
-          <w:spacing w:val="29"/>
+      <w:bookmarkEnd w:id="2"/>
+      <w:r>
+        <w:rPr>
+          <w:rFonts w:ascii="Arial" w:hAnsi="Arial" w:cs="Arial"/>
+          <w:b/>
+          <w:bCs/>
+          <w:spacing w:val="22"/>
           <w:sz w:val="24"/>
           <w:szCs w:val="24"/>
         </w:rPr>
         <w:t xml:space="preserve"> </w:t>
       </w:r>
+      <w:bookmarkStart w:id="3" w:name="_OCR_3"/>
       <w:r>
         <w:rPr>
           <w:rFonts w:ascii="Arial" w:hAnsi="Arial" w:cs="Arial"/>
@@ -335,10 +338,10 @@
           <w:spacing w:val="-3"/>
           <w:sz w:val="24"/>
           <w:szCs w:val="24"/>
-          <w:highlight w:val="yellow"/>
         </w:rPr>
         <w:t xml:space="preserve">(M.P).</w:t>
       </w:r>
+      <w:bookmarkEnd w:id="3"/>
       <w:r>
         <w:rPr>
           <w:rFonts w:ascii="Arial" w:hAnsi="Arial" w:cs="Arial"/>
@@ -365,7 +368,7 @@
           <w:rFonts w:ascii="Arial" w:hAnsi="Arial" w:cs="Arial"/>
           <w:b/>
           <w:bCs/>
-          <w:spacing w:val="10"/>
+          <w:spacing w:val="22"/>
           <w:sz w:val="24"/>
           <w:szCs w:val="24"/>
         </w:rPr>
@@ -387,7 +390,7 @@
           <w:rFonts w:ascii="Arial" w:hAnsi="Arial" w:cs="Arial"/>
           <w:b/>
           <w:bCs/>
-          <w:spacing w:val="21"/>
+          <w:spacing w:val="11"/>
           <w:sz w:val="24"/>
           <w:szCs w:val="24"/>
         </w:rPr>
@@ -428,7 +431,7 @@
     </w:p>
     <w:p>
       <w:pPr>
-        <w:spacing w:before="0" w:after="0" w:line="248" w:lineRule="exact"/>
+        <w:spacing w:before="0" w:after="0" w:line="250" w:lineRule="exact"/>
         <w:rPr>
           <w:sz w:val="2"/>
         </w:rPr>
@@ -436,8 +439,8 @@
     </w:p>
     <w:tbl>
       <w:tblPr>
-        <w:tblW w:w="10577" w:type="dxa"/>
-        <w:tblInd w:w="-74" w:type="dxa"/>
+        <w:tblW w:w="10567" w:type="dxa"/>
+        <w:tblInd w:w="-63" w:type="dxa"/>
         <w:tblLayout w:type="fixed"/>
         <w:tblCellMar>
           <w:top w:w="0" w:type="dxa"/>
@@ -447,7 +450,7 @@
         </w:tblCellMar>
       </w:tblPr>
       <w:tblGrid>
-        <w:gridCol w:w="10577"/>
+        <w:gridCol w:w="10567"/>
       </w:tblGrid>
       <w:tr>
         <w:trPr>
@@ -455,39 +458,16 @@
         </w:trPr>
         <w:tc>
           <w:tcPr>
-            <w:tcW w:w="10577" w:type="dxa"/>
+            <w:tcW w:w="10567" w:type="dxa"/>
             <w:shd w:val="clear" w:color="auto" w:fill="D8D5D6"/>
             <w:vAlign w:val="top"/>
           </w:tcPr>
           <w:p>
             <w:pPr>
-              <w:spacing w:before="144" w:after="0" w:line="552" w:lineRule="exact"/>
-              <w:ind w:left="1539" w:right="0"/>
+              <w:spacing w:before="156" w:after="0" w:line="552" w:lineRule="exact"/>
+              <w:ind w:left="1439" w:right="0"/>
             </w:pPr>
-            <w:r>
-              <w:rPr>
-                <w:rFonts w:ascii="Arial" w:hAnsi="Arial" w:cs="Arial"/>
-                <w:b/>
-                <w:bCs/>
-                <w:sz w:val="48"/>
-                <w:szCs w:val="48"/>
-                <w:highlight w:val="yellow"/>
-                <w:u w:val="single"/>
-              </w:rPr>
-              <w:t xml:space="preserve">Mess</w:t>
-            </w:r>
-            <w:r>
-              <w:rPr>
-                <w:rFonts w:ascii="Arial" w:hAnsi="Arial" w:cs="Arial"/>
-                <w:b/>
-                <w:bCs/>
-                <w:spacing w:val="40"/>
-                <w:sz w:val="48"/>
-                <w:szCs w:val="48"/>
-                <w:u w:val="single"/>
-              </w:rPr>
-              <w:t xml:space="preserve"> </w:t>
-            </w:r>
+            <w:bookmarkStart w:id="5" w:name="_OCR_5"/>
             <w:r>
               <w:rPr>
                 <w:rFonts w:ascii="Arial" w:hAnsi="Arial" w:cs="Arial"/>
@@ -497,14 +477,38 @@
                 <w:szCs w:val="48"/>
                 <w:u w:val="single"/>
               </w:rPr>
-              <w:t xml:space="preserve">ACCOMMODATION</w:t>
-            </w:r>
+              <w:t xml:space="preserve">Mess</w:t>
+            </w:r>
+            <w:bookmarkEnd w:id="5"/>
             <w:r>
               <w:rPr>
                 <w:rFonts w:ascii="Arial" w:hAnsi="Arial" w:cs="Arial"/>
                 <w:b/>
                 <w:bCs/>
-                <w:spacing w:val="51"/>
+                <w:spacing w:val="129"/>
+                <w:sz w:val="48"/>
+                <w:szCs w:val="48"/>
+                <w:u w:val="single"/>
+              </w:rPr>
+              <w:t xml:space="preserve"> </w:t>
+            </w:r>
+            <w:r>
+              <w:rPr>
+                <w:rFonts w:ascii="Arial" w:hAnsi="Arial" w:cs="Arial"/>
+                <w:b/>
+                <w:bCs/>
+                <w:sz w:val="48"/>
+                <w:szCs w:val="48"/>
+                <w:u w:val="single"/>
+              </w:rPr>
+              <w:t xml:space="preserve">ACCOMMODATION</w:t>
+            </w:r>
+            <w:r>
+              <w:rPr>
+                <w:rFonts w:ascii="Arial" w:hAnsi="Arial" w:cs="Arial"/>
+                <w:b/>
+                <w:bCs/>
+                <w:spacing w:val="63"/>
                 <w:sz w:val="48"/>
                 <w:szCs w:val="48"/>
                 <w:u w:val="single"/>
@@ -537,16 +541,16 @@
     <w:p>
       <w:pPr>
         <w:tabs>
-          <w:tab w:val="left" w:pos="1882"/>
+          <w:tab w:val="left" w:pos="1918"/>
           <w:tab w:val="left" w:pos="7247"/>
         </w:tabs>
         <w:spacing w:before="123" w:after="0" w:line="336" w:lineRule="exact"/>
-        <w:ind w:left="558" w:right="0"/>
+        <w:ind w:left="560" w:right="0"/>
       </w:pPr>
       <w:r>
         <w:rPr>
           <w:rFonts w:ascii="Arial" w:hAnsi="Arial" w:cs="Arial"/>
-          <w:spacing w:val="14"/>
+          <w:spacing w:val="12"/>
           <w:sz w:val="28"/>
           <w:szCs w:val="28"/>
         </w:rPr>
@@ -555,16 +559,16 @@
       <w:r>
         <w:rPr>
           <w:rFonts w:ascii="Arial" w:hAnsi="Arial" w:cs="Arial"/>
-          <w:spacing w:val="74"/>
-          <w:sz w:val="28"/>
-          <w:szCs w:val="28"/>
-        </w:rPr>
-        <w:t xml:space="preserve"> </w:t>
-      </w:r>
-      <w:r>
-        <w:rPr>
-          <w:rFonts w:ascii="Arial" w:hAnsi="Arial" w:cs="Arial"/>
-          <w:spacing w:val="14"/>
+          <w:spacing w:val="76"/>
+          <w:sz w:val="28"/>
+          <w:szCs w:val="28"/>
+        </w:rPr>
+        <w:t xml:space="preserve"> </w:t>
+      </w:r>
+      <w:r>
+        <w:rPr>
+          <w:rFonts w:ascii="Arial" w:hAnsi="Arial" w:cs="Arial"/>
+          <w:spacing w:val="12"/>
           <w:sz w:val="28"/>
           <w:szCs w:val="28"/>
         </w:rPr>
@@ -605,7 +609,7 @@
       <w:r>
         <w:rPr>
           <w:rFonts w:ascii="Arial" w:hAnsi="Arial" w:cs="Arial"/>
-          <w:spacing w:val="29"/>
+          <w:spacing w:val="31"/>
           <w:sz w:val="28"/>
           <w:szCs w:val="28"/>
         </w:rPr>
@@ -639,11 +643,11 @@
     <w:p>
       <w:pPr>
         <w:tabs>
-          <w:tab w:val="left" w:pos="1525"/>
-          <w:tab w:val="left" w:pos="1895"/>
+          <w:tab w:val="left" w:pos="1543"/>
+          <w:tab w:val="left" w:pos="1918"/>
         </w:tabs>
         <w:spacing w:before="87" w:after="0" w:line="336" w:lineRule="exact"/>
-        <w:ind w:left="559" w:right="0"/>
+        <w:ind w:left="560" w:right="0"/>
       </w:pPr>
       <w:r>
         <w:rPr>
@@ -689,10 +693,10 @@
     <w:p>
       <w:pPr>
         <w:tabs>
-          <w:tab w:val="left" w:pos="1907"/>
+          <w:tab w:val="left" w:pos="1918"/>
         </w:tabs>
         <w:spacing w:before="64" w:after="0" w:line="336" w:lineRule="exact"/>
-        <w:ind w:left="549" w:right="0"/>
+        <w:ind w:left="560" w:right="0"/>
       </w:pPr>
       <w:r>
         <w:rPr>
@@ -722,7 +726,6 @@
       <w:r>
         <w:rPr>
           <w:rFonts w:ascii="Arial" w:hAnsi="Arial" w:cs="Arial"/>
-          <w:spacing w:val="2"/>
           <w:sz w:val="28"/>
           <w:szCs w:val="28"/>
         </w:rPr>
@@ -731,7 +734,6 @@
       <w:r>
         <w:rPr>
           <w:rFonts w:ascii="Arial" w:hAnsi="Arial" w:cs="Arial"/>
-          <w:spacing w:val="2"/>
           <w:sz w:val="28"/>
           <w:szCs w:val="28"/>
         </w:rPr>
@@ -740,16 +742,15 @@
       <w:r>
         <w:rPr>
           <w:rFonts w:ascii="Arial" w:hAnsi="Arial" w:cs="Arial"/>
-          <w:spacing w:val="5"/>
-          <w:sz w:val="28"/>
-          <w:szCs w:val="28"/>
-        </w:rPr>
-        <w:t xml:space="preserve"> </w:t>
-      </w:r>
-      <w:r>
-        <w:rPr>
-          <w:rFonts w:ascii="Arial" w:hAnsi="Arial" w:cs="Arial"/>
-          <w:spacing w:val="2"/>
+          <w:spacing w:val="10"/>
+          <w:sz w:val="28"/>
+          <w:szCs w:val="28"/>
+        </w:rPr>
+        <w:t xml:space="preserve"> </w:t>
+      </w:r>
+      <w:r>
+        <w:rPr>
+          <w:rFonts w:ascii="Arial" w:hAnsi="Arial" w:cs="Arial"/>
           <w:sz w:val="28"/>
           <w:szCs w:val="28"/>
         </w:rPr>
@@ -758,16 +759,15 @@
       <w:r>
         <w:rPr>
           <w:rFonts w:ascii="Arial" w:hAnsi="Arial" w:cs="Arial"/>
-          <w:spacing w:val="6"/>
-          <w:sz w:val="28"/>
-          <w:szCs w:val="28"/>
-        </w:rPr>
-        <w:t xml:space="preserve"> </w:t>
-      </w:r>
-      <w:r>
-        <w:rPr>
-          <w:rFonts w:ascii="Arial" w:hAnsi="Arial" w:cs="Arial"/>
-          <w:spacing w:val="2"/>
+          <w:spacing w:val="17"/>
+          <w:sz w:val="28"/>
+          <w:szCs w:val="28"/>
+        </w:rPr>
+        <w:t xml:space="preserve"> </w:t>
+      </w:r>
+      <w:r>
+        <w:rPr>
+          <w:rFonts w:ascii="Arial" w:hAnsi="Arial" w:cs="Arial"/>
           <w:sz w:val="28"/>
           <w:szCs w:val="28"/>
         </w:rPr>
@@ -781,7 +781,7 @@
           <w:tab w:val="left" w:pos="6833"/>
         </w:tabs>
         <w:spacing w:before="57" w:after="0" w:line="336" w:lineRule="exact"/>
-        <w:ind w:left="549" w:right="0"/>
+        <w:ind w:left="560" w:right="0"/>
       </w:pPr>
       <w:r>
         <w:rPr>
@@ -794,7 +794,7 @@
       <w:r>
         <w:rPr>
           <w:rFonts w:ascii="Arial" w:hAnsi="Arial" w:cs="Arial"/>
-          <w:spacing w:val="117"/>
+          <w:spacing w:val="128"/>
           <w:sz w:val="28"/>
           <w:szCs w:val="28"/>
         </w:rPr>
@@ -898,11 +898,11 @@
     <w:p>
       <w:pPr>
         <w:tabs>
-          <w:tab w:val="left" w:pos="1551"/>
-          <w:tab w:val="left" w:pos="1919"/>
+          <w:tab w:val="left" w:pos="1543"/>
+          <w:tab w:val="left" w:pos="1918"/>
         </w:tabs>
         <w:spacing w:before="67" w:after="0" w:line="336" w:lineRule="exact"/>
-        <w:ind w:left="561" w:right="0"/>
+        <w:ind w:left="560" w:right="0"/>
       </w:pPr>
       <w:r>
         <w:rPr>
@@ -951,10 +951,10 @@
     <w:p>
       <w:pPr>
         <w:tabs>
-          <w:tab w:val="left" w:pos="1953"/>
+          <w:tab w:val="left" w:pos="1918"/>
         </w:tabs>
         <w:spacing w:before="67" w:after="0" w:line="336" w:lineRule="exact"/>
-        <w:ind w:left="563" w:right="0"/>
+        <w:ind w:left="560" w:right="0"/>
       </w:pPr>
       <w:r>
         <w:rPr>
@@ -1015,11 +1015,11 @@
         <w:tc>
           <w:tcPr>
             <w:tcW w:w="957" w:type="dxa"/>
-            <w:vAlign w:val="center"/>
+            <w:vAlign w:val="bottom"/>
           </w:tcPr>
           <w:p>
             <w:pPr>
-              <w:spacing w:before="0" w:after="0" w:line="336" w:lineRule="exact"/>
+              <w:spacing w:before="0" w:after="0" w:line="372" w:lineRule="exact"/>
               <w:jc w:val="center"/>
             </w:pPr>
             <w:r>
@@ -1027,8 +1027,9 @@
                 <w:rFonts w:ascii="Arial" w:hAnsi="Arial" w:cs="Arial"/>
                 <w:b/>
                 <w:bCs/>
-                <w:sz w:val="28"/>
-                <w:szCs w:val="28"/>
+                <w:sz w:val="31"/>
+                <w:szCs w:val="31"/>
+                <w:u w:val="single"/>
               </w:rPr>
               <w:t xml:space="preserve">Sr.</w:t>
             </w:r>
@@ -1048,7 +1049,7 @@
         <w:tc>
           <w:tcPr>
             <w:tcW w:w="6296" w:type="dxa"/>
-            <w:vAlign w:val="bottom"/>
+            <w:vAlign w:val="center"/>
           </w:tcPr>
           <w:p>
             <w:pPr>
@@ -1058,6 +1059,7 @@
             <w:r>
               <w:rPr>
                 <w:rFonts w:ascii="Arial" w:hAnsi="Arial" w:cs="Arial"/>
+                <w:spacing w:val="2"/>
                 <w:sz w:val="28"/>
                 <w:szCs w:val="28"/>
                 <w:u w:val="single"/>
@@ -1067,7 +1069,7 @@
             <w:r>
               <w:rPr>
                 <w:rFonts w:ascii="Arial" w:hAnsi="Arial" w:cs="Arial"/>
-                <w:spacing w:val="34"/>
+                <w:spacing w:val="25"/>
                 <w:sz w:val="28"/>
                 <w:szCs w:val="28"/>
                 <w:u w:val="single"/>
@@ -1077,6 +1079,7 @@
             <w:r>
               <w:rPr>
                 <w:rFonts w:ascii="Arial" w:hAnsi="Arial" w:cs="Arial"/>
+                <w:spacing w:val="2"/>
                 <w:sz w:val="28"/>
                 <w:szCs w:val="28"/>
                 <w:u w:val="single"/>
@@ -1088,18 +1091,19 @@
         <w:tc>
           <w:tcPr>
             <w:tcW w:w="2510" w:type="dxa"/>
-            <w:vAlign w:val="center"/>
+            <w:vAlign w:val="top"/>
           </w:tcPr>
           <w:p>
             <w:pPr>
-              <w:spacing w:before="0" w:after="0" w:line="360" w:lineRule="exact"/>
+              <w:spacing w:before="0" w:after="0" w:line="372" w:lineRule="exact"/>
               <w:jc w:val="center"/>
             </w:pPr>
             <w:r>
               <w:rPr>
                 <w:rFonts w:ascii="Arial" w:hAnsi="Arial" w:cs="Arial"/>
-                <w:sz w:val="30"/>
-                <w:szCs w:val="30"/>
+                <w:spacing w:val="-5"/>
+                <w:sz w:val="31"/>
+                <w:szCs w:val="31"/>
                 <w:u w:val="single"/>
               </w:rPr>
               <w:t xml:space="preserve">Amount</w:t>
@@ -1107,9 +1111,9 @@
             <w:r>
               <w:rPr>
                 <w:rFonts w:ascii="Arial" w:hAnsi="Arial" w:cs="Arial"/>
-                <w:spacing w:val="64"/>
-                <w:sz w:val="30"/>
-                <w:szCs w:val="30"/>
+                <w:spacing w:val="57"/>
+                <w:sz w:val="31"/>
+                <w:szCs w:val="31"/>
                 <w:u w:val="single"/>
               </w:rPr>
               <w:t xml:space="preserve"> </w:t>
@@ -1117,8 +1121,9 @@
             <w:r>
               <w:rPr>
                 <w:rFonts w:ascii="Arial" w:hAnsi="Arial" w:cs="Arial"/>
-                <w:sz w:val="30"/>
-                <w:szCs w:val="30"/>
+                <w:spacing w:val="-5"/>
+                <w:sz w:val="31"/>
+                <w:szCs w:val="31"/>
                 <w:u w:val="single"/>
               </w:rPr>
               <w:t xml:space="preserve">Payable</w:t>
@@ -1138,7 +1143,7 @@
           </w:tcPr>
           <w:p>
             <w:pPr>
-              <w:spacing w:before="0" w:after="0" w:line="216" w:lineRule="exact"/>
+              <w:spacing w:before="0" w:after="0" w:line="336" w:lineRule="exact"/>
               <w:jc w:val="center"/>
             </w:pPr>
             <w:r>
@@ -1146,8 +1151,8 @@
                 <w:rFonts w:ascii="Arial" w:hAnsi="Arial" w:cs="Arial"/>
                 <w:b/>
                 <w:bCs/>
-                <w:sz w:val="18"/>
-                <w:szCs w:val="18"/>
+                <w:sz w:val="28"/>
+                <w:szCs w:val="28"/>
               </w:rPr>
               <w:t xml:space="preserve">1</w:t>
             </w:r>
@@ -1229,67 +1234,67 @@
           </w:tcPr>
           <w:p>
             <w:pPr>
-              <w:spacing w:before="0" w:after="0" w:line="360" w:lineRule="exact"/>
+              <w:spacing w:before="0" w:after="0" w:line="336" w:lineRule="exact"/>
               <w:jc w:val="center"/>
             </w:pPr>
             <w:r>
               <w:rPr>
                 <w:rFonts w:ascii="Arial" w:hAnsi="Arial" w:cs="Arial"/>
-                <w:spacing w:val="-5"/>
-                <w:sz w:val="30"/>
-                <w:szCs w:val="30"/>
+                <w:spacing w:val="6"/>
+                <w:sz w:val="28"/>
+                <w:szCs w:val="28"/>
               </w:rPr>
               <w:t xml:space="preserve">Total</w:t>
             </w:r>
             <w:r>
               <w:rPr>
                 <w:rFonts w:ascii="Arial" w:hAnsi="Arial" w:cs="Arial"/>
-                <w:sz w:val="30"/>
-                <w:szCs w:val="30"/>
+                <w:sz w:val="24"/>
+                <w:szCs w:val="24"/>
               </w:rPr>
               <w:t xml:space="preserve"> </w:t>
             </w:r>
             <w:r>
               <w:rPr>
                 <w:rFonts w:ascii="Arial" w:hAnsi="Arial" w:cs="Arial"/>
-                <w:spacing w:val="-5"/>
-                <w:sz w:val="30"/>
-                <w:szCs w:val="30"/>
+                <w:spacing w:val="6"/>
+                <w:sz w:val="28"/>
+                <w:szCs w:val="28"/>
               </w:rPr>
               <w:t xml:space="preserve">Amount</w:t>
             </w:r>
             <w:r>
               <w:rPr>
                 <w:rFonts w:ascii="Arial" w:hAnsi="Arial" w:cs="Arial"/>
-                <w:spacing w:val="24"/>
-                <w:sz w:val="30"/>
-                <w:szCs w:val="30"/>
+                <w:spacing w:val="27"/>
+                <w:sz w:val="28"/>
+                <w:szCs w:val="28"/>
               </w:rPr>
               <w:t xml:space="preserve"> </w:t>
             </w:r>
             <w:r>
               <w:rPr>
                 <w:rFonts w:ascii="Arial" w:hAnsi="Arial" w:cs="Arial"/>
-                <w:spacing w:val="-5"/>
-                <w:sz w:val="30"/>
-                <w:szCs w:val="30"/>
+                <w:spacing w:val="6"/>
+                <w:sz w:val="28"/>
+                <w:szCs w:val="28"/>
               </w:rPr>
               <w:t xml:space="preserve">(Rounded</w:t>
             </w:r>
             <w:r>
               <w:rPr>
                 <w:rFonts w:ascii="Arial" w:hAnsi="Arial" w:cs="Arial"/>
-                <w:sz w:val="18"/>
-                <w:szCs w:val="18"/>
+                <w:sz w:val="17"/>
+                <w:szCs w:val="17"/>
               </w:rPr>
               <w:t xml:space="preserve"> </w:t>
             </w:r>
             <w:r>
               <w:rPr>
                 <w:rFonts w:ascii="Arial" w:hAnsi="Arial" w:cs="Arial"/>
-                <w:spacing w:val="-5"/>
-                <w:sz w:val="30"/>
-                <w:szCs w:val="30"/>
+                <w:spacing w:val="6"/>
+                <w:sz w:val="28"/>
+                <w:szCs w:val="28"/>
               </w:rPr>
               <w:t xml:space="preserve">off)</w:t>
             </w:r>
@@ -1346,8 +1351,8 @@
     </w:p>
     <w:p>
       <w:pPr>
-        <w:spacing w:before="2469" w:after="0" w:line="366" w:lineRule="exact"/>
-        <w:ind w:left="8341" w:right="0" w:hanging="12"/>
+        <w:spacing w:before="2529" w:after="0" w:line="332" w:lineRule="exact"/>
+        <w:ind w:left="8341" w:right="0" w:hanging="11"/>
       </w:pPr>
       <w:r>
         <w:rPr>
@@ -1412,44 +1417,29 @@
     </w:p>
     <w:p>
       <w:pPr>
-        <w:spacing w:before="156" w:after="0" w:line="336" w:lineRule="exact"/>
-        <w:ind w:left="420" w:right="0"/>
+        <w:spacing w:before="318" w:after="0" w:line="336" w:lineRule="exact"/>
+        <w:ind w:left="673" w:right="0"/>
       </w:pPr>
-      <w:r>
-        <w:rPr>
-          <w:rFonts w:ascii="Arial" w:hAnsi="Arial" w:cs="Arial"/>
-          <w:sz w:val="28"/>
-          <w:szCs w:val="28"/>
-          <w:highlight w:val="yellow"/>
+      <w:bookmarkStart w:id="4" w:name="_OCR_4"/>
+      <w:r>
+        <w:rPr>
+          <w:rFonts w:ascii="Arial" w:hAnsi="Arial" w:cs="Arial"/>
+          <w:sz w:val="28"/>
+          <w:szCs w:val="28"/>
         </w:rPr>
         <w:t xml:space="preserve">Note</w:t>
       </w:r>
-      <w:r>
-        <w:rPr>
-          <w:rFonts w:ascii="Arial" w:hAnsi="Arial" w:cs="Arial"/>
-          <w:spacing w:val="192"/>
-          <w:sz w:val="28"/>
-          <w:szCs w:val="28"/>
-        </w:rPr>
-        <w:t xml:space="preserve"> </w:t>
-      </w:r>
-      <w:r>
-        <w:rPr>
-          <w:rFonts w:ascii="Arial" w:hAnsi="Arial" w:cs="Arial"/>
-          <w:sz w:val="28"/>
-          <w:szCs w:val="28"/>
-        </w:rPr>
-        <w:t xml:space="preserve">:</w:t>
-      </w:r>
+      <w:bookmarkEnd w:id="4"/>
     </w:p>
     <w:p>
       <w:pPr>
-        <w:spacing w:before="180" w:after="0" w:line="354" w:lineRule="exact"/>
-        <w:ind w:left="605" w:right="0" w:firstLine="98"/>
+        <w:spacing w:before="24" w:after="0" w:line="354" w:lineRule="exact"/>
+        <w:ind w:left="686" w:right="0" w:firstLine="17"/>
       </w:pPr>
       <w:r>
         <w:rPr>
           <w:rFonts w:ascii="Arial" w:hAnsi="Arial" w:cs="Arial"/>
+          <w:spacing w:val="-2"/>
           <w:sz w:val="28"/>
           <w:szCs w:val="28"/>
         </w:rPr>
@@ -1458,14 +1448,15 @@
       <w:r>
         <w:rPr>
           <w:rFonts w:ascii="Arial" w:hAnsi="Arial" w:cs="Arial"/>
-          <w:sz w:val="18"/>
-          <w:szCs w:val="18"/>
-        </w:rPr>
-        <w:t xml:space="preserve"> </w:t>
-      </w:r>
-      <w:r>
-        <w:rPr>
-          <w:rFonts w:ascii="Arial" w:hAnsi="Arial" w:cs="Arial"/>
+          <w:sz w:val="20"/>
+          <w:szCs w:val="20"/>
+        </w:rPr>
+        <w:t xml:space="preserve"> </w:t>
+      </w:r>
+      <w:r>
+        <w:rPr>
+          <w:rFonts w:ascii="Arial" w:hAnsi="Arial" w:cs="Arial"/>
+          <w:spacing w:val="-2"/>
           <w:sz w:val="28"/>
           <w:szCs w:val="28"/>
         </w:rPr>
@@ -1482,10 +1473,400 @@
       <w:r>
         <w:rPr>
           <w:rFonts w:ascii="Arial" w:hAnsi="Arial" w:cs="Arial"/>
+          <w:spacing w:val="-2"/>
           <w:sz w:val="28"/>
           <w:szCs w:val="28"/>
         </w:rPr>
         <w:t xml:space="preserve">may</w:t>
+      </w:r>
+      <w:r>
+        <w:rPr>
+          <w:rFonts w:ascii="Arial" w:hAnsi="Arial" w:cs="Arial"/>
+          <w:sz w:val="28"/>
+          <w:szCs w:val="28"/>
+        </w:rPr>
+        <w:t xml:space="preserve"> </w:t>
+      </w:r>
+      <w:r>
+        <w:rPr>
+          <w:rFonts w:ascii="Arial" w:hAnsi="Arial" w:cs="Arial"/>
+          <w:spacing w:val="-2"/>
+          <w:sz w:val="28"/>
+          <w:szCs w:val="28"/>
+        </w:rPr>
+        <w:t xml:space="preserve">please</w:t>
+      </w:r>
+      <w:r>
+        <w:rPr>
+          <w:rFonts w:ascii="Arial" w:hAnsi="Arial" w:cs="Arial"/>
+          <w:spacing w:val="21"/>
+          <w:sz w:val="28"/>
+          <w:szCs w:val="28"/>
+        </w:rPr>
+        <w:t xml:space="preserve"> </w:t>
+      </w:r>
+      <w:r>
+        <w:rPr>
+          <w:rFonts w:ascii="Arial" w:hAnsi="Arial" w:cs="Arial"/>
+          <w:spacing w:val="-2"/>
+          <w:sz w:val="28"/>
+          <w:szCs w:val="28"/>
+        </w:rPr>
+        <w:t xml:space="preserve">be</w:t>
+      </w:r>
+      <w:r>
+        <w:rPr>
+          <w:rFonts w:ascii="Arial" w:hAnsi="Arial" w:cs="Arial"/>
+          <w:spacing w:val="11"/>
+          <w:sz w:val="28"/>
+          <w:szCs w:val="28"/>
+        </w:rPr>
+        <w:t xml:space="preserve"> </w:t>
+      </w:r>
+      <w:r>
+        <w:rPr>
+          <w:rFonts w:ascii="Arial" w:hAnsi="Arial" w:cs="Arial"/>
+          <w:spacing w:val="-2"/>
+          <w:sz w:val="28"/>
+          <w:szCs w:val="28"/>
+        </w:rPr>
+        <w:t xml:space="preserve">made</w:t>
+      </w:r>
+      <w:r>
+        <w:rPr>
+          <w:rFonts w:ascii="Arial" w:hAnsi="Arial" w:cs="Arial"/>
+          <w:sz w:val="28"/>
+          <w:szCs w:val="28"/>
+        </w:rPr>
+        <w:t xml:space="preserve"> </w:t>
+      </w:r>
+      <w:r>
+        <w:rPr>
+          <w:rFonts w:ascii="Arial" w:hAnsi="Arial" w:cs="Arial"/>
+          <w:spacing w:val="-2"/>
+          <w:sz w:val="28"/>
+          <w:szCs w:val="28"/>
+        </w:rPr>
+        <w:t xml:space="preserve">through</w:t>
+      </w:r>
+      <w:r>
+        <w:rPr>
+          <w:rFonts w:ascii="Arial" w:hAnsi="Arial" w:cs="Arial"/>
+          <w:sz w:val="28"/>
+          <w:szCs w:val="28"/>
+        </w:rPr>
+        <w:t xml:space="preserve"> </w:t>
+      </w:r>
+      <w:r>
+        <w:rPr>
+          <w:rFonts w:ascii="Arial" w:hAnsi="Arial" w:cs="Arial"/>
+          <w:spacing w:val="-2"/>
+          <w:sz w:val="28"/>
+          <w:szCs w:val="28"/>
+        </w:rPr>
+        <w:t xml:space="preserve">Cash</w:t>
+      </w:r>
+      <w:r>
+        <w:rPr>
+          <w:rFonts w:ascii="Arial" w:hAnsi="Arial" w:cs="Arial"/>
+          <w:spacing w:val="9"/>
+          <w:sz w:val="28"/>
+          <w:szCs w:val="28"/>
+        </w:rPr>
+        <w:t xml:space="preserve"> </w:t>
+      </w:r>
+      <w:r>
+        <w:rPr>
+          <w:rFonts w:ascii="Arial" w:hAnsi="Arial" w:cs="Arial"/>
+          <w:spacing w:val="-2"/>
+          <w:sz w:val="28"/>
+          <w:szCs w:val="28"/>
+        </w:rPr>
+        <w:t xml:space="preserve">or</w:t>
+      </w:r>
+      <w:r>
+        <w:rPr>
+          <w:rFonts w:ascii="Arial" w:hAnsi="Arial" w:cs="Arial"/>
+          <w:spacing w:val="10"/>
+          <w:sz w:val="28"/>
+          <w:szCs w:val="28"/>
+        </w:rPr>
+        <w:t xml:space="preserve"> </w:t>
+      </w:r>
+      <w:r>
+        <w:rPr>
+          <w:rFonts w:ascii="Arial" w:hAnsi="Arial" w:cs="Arial"/>
+          <w:spacing w:val="-2"/>
+          <w:sz w:val="28"/>
+          <w:szCs w:val="28"/>
+        </w:rPr>
+        <w:t xml:space="preserve">‘at</w:t>
+      </w:r>
+      <w:r>
+        <w:rPr>
+          <w:rFonts w:ascii="Arial" w:hAnsi="Arial" w:cs="Arial"/>
+          <w:sz w:val="28"/>
+          <w:szCs w:val="28"/>
+        </w:rPr>
+        <w:t xml:space="preserve"> </w:t>
+      </w:r>
+      <w:r>
+        <w:rPr>
+          <w:rFonts w:ascii="Arial" w:hAnsi="Arial" w:cs="Arial"/>
+          <w:spacing w:val="-2"/>
+          <w:sz w:val="28"/>
+          <w:szCs w:val="28"/>
+        </w:rPr>
+        <w:t xml:space="preserve">par’</w:t>
+      </w:r>
+      <w:r>
+        <w:rPr>
+          <w:rFonts w:ascii="Arial" w:hAnsi="Arial" w:cs="Arial"/>
+          <w:spacing w:val="9"/>
+          <w:sz w:val="28"/>
+          <w:szCs w:val="28"/>
+        </w:rPr>
+        <w:t xml:space="preserve"> </w:t>
+      </w:r>
+      <w:r>
+        <w:rPr>
+          <w:rFonts w:ascii="Arial" w:hAnsi="Arial" w:cs="Arial"/>
+          <w:spacing w:val="-2"/>
+          <w:sz w:val="28"/>
+          <w:szCs w:val="28"/>
+        </w:rPr>
+        <w:t xml:space="preserve">/</w:t>
+      </w:r>
+      <w:r>
+        <w:rPr>
+          <w:rFonts w:ascii="Arial" w:hAnsi="Arial" w:cs="Arial"/>
+          <w:spacing w:val="14"/>
+          <w:sz w:val="28"/>
+          <w:szCs w:val="28"/>
+        </w:rPr>
+        <w:t xml:space="preserve"> </w:t>
+      </w:r>
+      <w:r>
+        <w:rPr>
+          <w:rFonts w:ascii="Arial" w:hAnsi="Arial" w:cs="Arial"/>
+          <w:spacing w:val="-2"/>
+          <w:sz w:val="28"/>
+          <w:szCs w:val="28"/>
+        </w:rPr>
+        <w:t xml:space="preserve">crossed</w:t>
+      </w:r>
+      <w:r>
+        <w:rPr>
+          <w:rFonts w:ascii="Arial" w:hAnsi="Arial" w:cs="Arial"/>
+          <w:spacing w:val="52"/>
+          <w:sz w:val="28"/>
+          <w:szCs w:val="28"/>
+        </w:rPr>
+        <w:t xml:space="preserve"> </w:t>
+      </w:r>
+      <w:r>
+        <w:rPr>
+          <w:rFonts w:ascii="Arial" w:hAnsi="Arial" w:cs="Arial"/>
+          <w:spacing w:val="-2"/>
+          <w:sz w:val="28"/>
+          <w:szCs w:val="28"/>
+        </w:rPr>
+        <w:t xml:space="preserve">cheque</w:t>
+      </w:r>
+      <w:r>
+        <w:rPr>
+          <w:rFonts w:ascii="Arial" w:hAnsi="Arial" w:cs="Arial"/>
+          <w:spacing w:val="58"/>
+          <w:sz w:val="28"/>
+          <w:szCs w:val="28"/>
+        </w:rPr>
+        <w:t xml:space="preserve"> </w:t>
+      </w:r>
+      <w:r>
+        <w:rPr>
+          <w:rFonts w:ascii="Arial" w:hAnsi="Arial" w:cs="Arial"/>
+          <w:spacing w:val="-2"/>
+          <w:sz w:val="28"/>
+          <w:szCs w:val="28"/>
+        </w:rPr>
+        <w:t xml:space="preserve">in</w:t>
+      </w:r>
+      <w:r>
+        <w:br/>
+      </w:r>
+      <w:r>
+        <w:rPr>
+          <w:rFonts w:ascii="Arial" w:hAnsi="Arial" w:cs="Arial"/>
+          <w:spacing w:val="5"/>
+          <w:sz w:val="28"/>
+          <w:szCs w:val="28"/>
+        </w:rPr>
+        <w:t xml:space="preserve">favour</w:t>
+      </w:r>
+      <w:r>
+        <w:rPr>
+          <w:rFonts w:ascii="Arial" w:hAnsi="Arial" w:cs="Arial"/>
+          <w:sz w:val="17"/>
+          <w:szCs w:val="17"/>
+        </w:rPr>
+        <w:t xml:space="preserve"> </w:t>
+      </w:r>
+      <w:r>
+        <w:rPr>
+          <w:rFonts w:ascii="Arial" w:hAnsi="Arial" w:cs="Arial"/>
+          <w:spacing w:val="5"/>
+          <w:sz w:val="28"/>
+          <w:szCs w:val="28"/>
+        </w:rPr>
+        <w:t xml:space="preserve">of</w:t>
+      </w:r>
+      <w:r>
+        <w:rPr>
+          <w:rFonts w:ascii="Arial" w:hAnsi="Arial" w:cs="Arial"/>
+          <w:spacing w:val="61"/>
+          <w:sz w:val="28"/>
+          <w:szCs w:val="28"/>
+        </w:rPr>
+        <w:t xml:space="preserve"> </w:t>
+      </w:r>
+      <w:r>
+        <w:rPr>
+          <w:rFonts w:ascii="Arial" w:hAnsi="Arial" w:cs="Arial"/>
+          <w:spacing w:val="5"/>
+          <w:sz w:val="28"/>
+          <w:szCs w:val="28"/>
+          <w:u w:val="single"/>
+        </w:rPr>
+        <w:t xml:space="preserve">"HQ</w:t>
+      </w:r>
+      <w:r>
+        <w:rPr>
+          <w:rFonts w:ascii="Arial" w:hAnsi="Arial" w:cs="Arial"/>
+          <w:spacing w:val="9"/>
+          <w:sz w:val="28"/>
+          <w:szCs w:val="28"/>
+          <w:u w:val="single"/>
+        </w:rPr>
+        <w:t xml:space="preserve"> </w:t>
+      </w:r>
+      <w:r>
+        <w:rPr>
+          <w:rFonts w:ascii="Arial" w:hAnsi="Arial" w:cs="Arial"/>
+          <w:spacing w:val="5"/>
+          <w:sz w:val="28"/>
+          <w:szCs w:val="28"/>
+          <w:u w:val="single"/>
+        </w:rPr>
+        <w:t xml:space="preserve">Offrs'</w:t>
+      </w:r>
+      <w:r>
+        <w:rPr>
+          <w:rFonts w:ascii="Arial" w:hAnsi="Arial" w:cs="Arial"/>
+          <w:spacing w:val="52"/>
+          <w:sz w:val="28"/>
+          <w:szCs w:val="28"/>
+          <w:u w:val="single"/>
+        </w:rPr>
+        <w:t xml:space="preserve"> </w:t>
+      </w:r>
+      <w:r>
+        <w:rPr>
+          <w:rFonts w:ascii="Arial" w:hAnsi="Arial" w:cs="Arial"/>
+          <w:spacing w:val="5"/>
+          <w:sz w:val="28"/>
+          <w:szCs w:val="28"/>
+          <w:u w:val="single"/>
+        </w:rPr>
+        <w:t xml:space="preserve">Mess</w:t>
+      </w:r>
+      <w:r>
+        <w:rPr>
+          <w:rFonts w:ascii="Arial" w:hAnsi="Arial" w:cs="Arial"/>
+          <w:spacing w:val="24"/>
+          <w:sz w:val="28"/>
+          <w:szCs w:val="28"/>
+          <w:u w:val="single"/>
+        </w:rPr>
+        <w:t xml:space="preserve"> </w:t>
+      </w:r>
+      <w:r>
+        <w:rPr>
+          <w:rFonts w:ascii="Arial" w:hAnsi="Arial" w:cs="Arial"/>
+          <w:spacing w:val="5"/>
+          <w:sz w:val="28"/>
+          <w:szCs w:val="28"/>
+          <w:u w:val="single"/>
+        </w:rPr>
+        <w:t xml:space="preserve">MCTE"</w:t>
+      </w:r>
+      <w:r>
+        <w:rPr>
+          <w:rFonts w:ascii="Arial" w:hAnsi="Arial" w:cs="Arial"/>
+          <w:spacing w:val="150"/>
+          <w:sz w:val="28"/>
+          <w:szCs w:val="28"/>
+        </w:rPr>
+        <w:t xml:space="preserve"> </w:t>
+      </w:r>
+      <w:r>
+        <w:rPr>
+          <w:rFonts w:ascii="Arial" w:hAnsi="Arial" w:cs="Arial"/>
+          <w:spacing w:val="5"/>
+          <w:sz w:val="28"/>
+          <w:szCs w:val="28"/>
+        </w:rPr>
+        <w:t xml:space="preserve">and</w:t>
+      </w:r>
+      <w:r>
+        <w:rPr>
+          <w:rFonts w:ascii="Arial" w:hAnsi="Arial" w:cs="Arial"/>
+          <w:sz w:val="17"/>
+          <w:szCs w:val="17"/>
+        </w:rPr>
+        <w:t xml:space="preserve"> </w:t>
+      </w:r>
+      <w:r>
+        <w:rPr>
+          <w:rFonts w:ascii="Arial" w:hAnsi="Arial" w:cs="Arial"/>
+          <w:spacing w:val="5"/>
+          <w:sz w:val="28"/>
+          <w:szCs w:val="28"/>
+        </w:rPr>
+        <w:t xml:space="preserve">Credit</w:t>
+      </w:r>
+      <w:r>
+        <w:rPr>
+          <w:rFonts w:ascii="Arial" w:hAnsi="Arial" w:cs="Arial"/>
+          <w:sz w:val="17"/>
+          <w:szCs w:val="17"/>
+        </w:rPr>
+        <w:t xml:space="preserve"> </w:t>
+      </w:r>
+      <w:r>
+        <w:rPr>
+          <w:rFonts w:ascii="Arial" w:hAnsi="Arial" w:cs="Arial"/>
+          <w:spacing w:val="5"/>
+          <w:sz w:val="28"/>
+          <w:szCs w:val="28"/>
+        </w:rPr>
+        <w:t xml:space="preserve">/Debit</w:t>
+      </w:r>
+      <w:r>
+        <w:rPr>
+          <w:rFonts w:ascii="Arial" w:hAnsi="Arial" w:cs="Arial"/>
+          <w:sz w:val="25"/>
+          <w:szCs w:val="25"/>
+        </w:rPr>
+        <w:t xml:space="preserve"> </w:t>
+      </w:r>
+      <w:r>
+        <w:rPr>
+          <w:rFonts w:ascii="Arial" w:hAnsi="Arial" w:cs="Arial"/>
+          <w:spacing w:val="5"/>
+          <w:sz w:val="28"/>
+          <w:szCs w:val="28"/>
+        </w:rPr>
+        <w:t xml:space="preserve">Card</w:t>
       </w:r>
       <w:r>
         <w:rPr>
@@ -1498,10 +1879,11 @@
       <w:r>
         <w:rPr>
           <w:rFonts w:ascii="Arial" w:hAnsi="Arial" w:cs="Arial"/>
-          <w:sz w:val="28"/>
-          <w:szCs w:val="28"/>
-        </w:rPr>
-        <w:t xml:space="preserve">please</w:t>
+          <w:spacing w:val="5"/>
+          <w:sz w:val="28"/>
+          <w:szCs w:val="28"/>
+        </w:rPr>
+        <w:t xml:space="preserve">through</w:t>
       </w:r>
       <w:r>
         <w:rPr>
@@ -1515,175 +1897,11 @@
       <w:r>
         <w:rPr>
           <w:rFonts w:ascii="Arial" w:hAnsi="Arial" w:cs="Arial"/>
-          <w:sz w:val="28"/>
-          <w:szCs w:val="28"/>
-        </w:rPr>
-        <w:t xml:space="preserve">be</w:t>
-      </w:r>
-      <w:r>
-        <w:rPr>
-          <w:rFonts w:ascii="Arial" w:hAnsi="Arial" w:cs="Arial"/>
-          <w:spacing w:val="6"/>
-          <w:sz w:val="28"/>
-          <w:szCs w:val="28"/>
-        </w:rPr>
-        <w:t xml:space="preserve"> </w:t>
-      </w:r>
-      <w:r>
-        <w:rPr>
-          <w:rFonts w:ascii="Arial" w:hAnsi="Arial" w:cs="Arial"/>
-          <w:sz w:val="28"/>
-          <w:szCs w:val="28"/>
-        </w:rPr>
-        <w:t xml:space="preserve">made</w:t>
-      </w:r>
-      <w:r>
-        <w:rPr>
-          <w:rFonts w:ascii="Arial" w:hAnsi="Arial" w:cs="Arial"/>
-          <w:sz w:val="22"/>
-          <w:szCs w:val="22"/>
-        </w:rPr>
-        <w:t xml:space="preserve"> </w:t>
-      </w:r>
-      <w:r>
-        <w:rPr>
-          <w:rFonts w:ascii="Arial" w:hAnsi="Arial" w:cs="Arial"/>
-          <w:sz w:val="28"/>
-          <w:szCs w:val="28"/>
-        </w:rPr>
-        <w:t xml:space="preserve">through</w:t>
-      </w:r>
-      <w:r>
-        <w:rPr>
-          <w:rFonts w:ascii="Arial" w:hAnsi="Arial" w:cs="Arial"/>
-          <w:sz w:val="28"/>
-          <w:szCs w:val="28"/>
-        </w:rPr>
-        <w:t xml:space="preserve"> </w:t>
-      </w:r>
-      <w:r>
-        <w:rPr>
-          <w:rFonts w:ascii="Arial" w:hAnsi="Arial" w:cs="Arial"/>
-          <w:sz w:val="28"/>
-          <w:szCs w:val="28"/>
-        </w:rPr>
-        <w:t xml:space="preserve">Cash</w:t>
-      </w:r>
-      <w:r>
-        <w:rPr>
-          <w:rFonts w:ascii="Arial" w:hAnsi="Arial" w:cs="Arial"/>
-          <w:sz w:val="28"/>
-          <w:szCs w:val="28"/>
-        </w:rPr>
-        <w:t xml:space="preserve"> </w:t>
-      </w:r>
-      <w:r>
-        <w:rPr>
-          <w:rFonts w:ascii="Arial" w:hAnsi="Arial" w:cs="Arial"/>
-          <w:sz w:val="28"/>
-          <w:szCs w:val="28"/>
-        </w:rPr>
-        <w:t xml:space="preserve">or</w:t>
-      </w:r>
-      <w:r>
-        <w:rPr>
-          <w:rFonts w:ascii="Arial" w:hAnsi="Arial" w:cs="Arial"/>
           <w:spacing w:val="5"/>
           <w:sz w:val="28"/>
           <w:szCs w:val="28"/>
         </w:rPr>
-        <w:t xml:space="preserve"> </w:t>
-      </w:r>
-      <w:r>
-        <w:rPr>
-          <w:rFonts w:ascii="Arial" w:hAnsi="Arial" w:cs="Arial"/>
-          <w:sz w:val="28"/>
-          <w:szCs w:val="28"/>
-        </w:rPr>
-        <w:t xml:space="preserve">‘at</w:t>
-      </w:r>
-      <w:r>
-        <w:rPr>
-          <w:rFonts w:ascii="Arial" w:hAnsi="Arial" w:cs="Arial"/>
-          <w:sz w:val="26"/>
-          <w:szCs w:val="26"/>
-        </w:rPr>
-        <w:t xml:space="preserve"> </w:t>
-      </w:r>
-      <w:r>
-        <w:rPr>
-          <w:rFonts w:ascii="Arial" w:hAnsi="Arial" w:cs="Arial"/>
-          <w:sz w:val="28"/>
-          <w:szCs w:val="28"/>
-        </w:rPr>
-        <w:t xml:space="preserve">par’</w:t>
-      </w:r>
-      <w:r>
-        <w:rPr>
-          <w:rFonts w:ascii="Arial" w:hAnsi="Arial" w:cs="Arial"/>
-          <w:sz w:val="24"/>
-          <w:szCs w:val="24"/>
-        </w:rPr>
-        <w:t xml:space="preserve"> </w:t>
-      </w:r>
-      <w:r>
-        <w:rPr>
-          <w:rFonts w:ascii="Arial" w:hAnsi="Arial" w:cs="Arial"/>
-          <w:sz w:val="28"/>
-          <w:szCs w:val="28"/>
-        </w:rPr>
-        <w:t xml:space="preserve">/</w:t>
-      </w:r>
-      <w:r>
-        <w:rPr>
-          <w:rFonts w:ascii="Arial" w:hAnsi="Arial" w:cs="Arial"/>
-          <w:spacing w:val="22"/>
-          <w:sz w:val="28"/>
-          <w:szCs w:val="28"/>
-        </w:rPr>
-        <w:t xml:space="preserve"> </w:t>
-      </w:r>
-      <w:r>
-        <w:rPr>
-          <w:rFonts w:ascii="Arial" w:hAnsi="Arial" w:cs="Arial"/>
-          <w:sz w:val="28"/>
-          <w:szCs w:val="28"/>
-        </w:rPr>
-        <w:t xml:space="preserve">crossed</w:t>
-      </w:r>
-      <w:r>
-        <w:rPr>
-          <w:rFonts w:ascii="Arial" w:hAnsi="Arial" w:cs="Arial"/>
-          <w:spacing w:val="35"/>
-          <w:sz w:val="28"/>
-          <w:szCs w:val="28"/>
-        </w:rPr>
-        <w:t xml:space="preserve"> </w:t>
-      </w:r>
-      <w:r>
-        <w:rPr>
-          <w:rFonts w:ascii="Arial" w:hAnsi="Arial" w:cs="Arial"/>
-          <w:sz w:val="28"/>
-          <w:szCs w:val="28"/>
-        </w:rPr>
-        <w:t xml:space="preserve">cheque</w:t>
-      </w:r>
-      <w:r>
-        <w:rPr>
-          <w:rFonts w:ascii="Arial" w:hAnsi="Arial" w:cs="Arial"/>
-          <w:spacing w:val="44"/>
-          <w:sz w:val="28"/>
-          <w:szCs w:val="28"/>
-        </w:rPr>
-        <w:t xml:space="preserve"> </w:t>
-      </w:r>
-      <w:r>
-        <w:rPr>
-          <w:rFonts w:ascii="Arial" w:hAnsi="Arial" w:cs="Arial"/>
-          <w:sz w:val="28"/>
-          <w:szCs w:val="28"/>
-        </w:rPr>
-        <w:t xml:space="preserve">in</w:t>
+        <w:t xml:space="preserve">POS</w:t>
       </w:r>
       <w:r>
         <w:br/>
@@ -1691,123 +1909,11 @@
       <w:r>
         <w:rPr>
           <w:rFonts w:ascii="Arial" w:hAnsi="Arial" w:cs="Arial"/>
-          <w:spacing w:val="7"/>
-          <w:sz w:val="30"/>
-          <w:szCs w:val="30"/>
-        </w:rPr>
-        <w:t xml:space="preserve">favour</w:t>
-      </w:r>
-      <w:r>
-        <w:rPr>
-          <w:rFonts w:ascii="Arial" w:hAnsi="Arial" w:cs="Arial"/>
-          <w:sz w:val="20"/>
-          <w:szCs w:val="20"/>
-        </w:rPr>
-        <w:t xml:space="preserve"> </w:t>
-      </w:r>
-      <w:r>
-        <w:rPr>
-          <w:rFonts w:ascii="Arial" w:hAnsi="Arial" w:cs="Arial"/>
-          <w:spacing w:val="7"/>
-          <w:sz w:val="30"/>
-          <w:szCs w:val="30"/>
-        </w:rPr>
-        <w:t xml:space="preserve">of</w:t>
-      </w:r>
-      <w:r>
-        <w:rPr>
-          <w:rFonts w:ascii="Arial" w:hAnsi="Arial" w:cs="Arial"/>
-          <w:spacing w:val="70"/>
-          <w:sz w:val="28"/>
-          <w:szCs w:val="28"/>
-        </w:rPr>
-        <w:t xml:space="preserve"> </w:t>
-      </w:r>
-      <w:r>
-        <w:rPr>
-          <w:rFonts w:ascii="Arial" w:hAnsi="Arial" w:cs="Arial"/>
-          <w:spacing w:val="7"/>
-          <w:sz w:val="30"/>
-          <w:szCs w:val="30"/>
-          <w:u w:val="single"/>
-        </w:rPr>
-        <w:t xml:space="preserve">"HQ</w:t>
-      </w:r>
-      <w:r>
-        <w:rPr>
-          <w:rFonts w:ascii="Arial" w:hAnsi="Arial" w:cs="Arial"/>
-          <w:sz w:val="26"/>
-          <w:szCs w:val="26"/>
-          <w:u w:val="single"/>
-        </w:rPr>
-        <w:t xml:space="preserve"> </w:t>
-      </w:r>
-      <w:r>
-        <w:rPr>
-          <w:rFonts w:ascii="Arial" w:hAnsi="Arial" w:cs="Arial"/>
-          <w:spacing w:val="7"/>
-          <w:sz w:val="30"/>
-          <w:szCs w:val="30"/>
-          <w:u w:val="single"/>
-        </w:rPr>
-        <w:t xml:space="preserve">Offrs'</w:t>
-      </w:r>
-      <w:r>
-        <w:rPr>
-          <w:rFonts w:ascii="Arial" w:hAnsi="Arial" w:cs="Arial"/>
-          <w:spacing w:val="55"/>
-          <w:sz w:val="28"/>
-          <w:szCs w:val="28"/>
-          <w:u w:val="single"/>
-        </w:rPr>
-        <w:t xml:space="preserve"> </w:t>
-      </w:r>
-      <w:r>
-        <w:rPr>
-          <w:rFonts w:ascii="Arial" w:hAnsi="Arial" w:cs="Arial"/>
-          <w:spacing w:val="7"/>
-          <w:sz w:val="30"/>
-          <w:szCs w:val="30"/>
-          <w:u w:val="single"/>
-        </w:rPr>
-        <w:t xml:space="preserve">Mess</w:t>
-      </w:r>
-      <w:r>
-        <w:rPr>
-          <w:rFonts w:ascii="Arial" w:hAnsi="Arial" w:cs="Arial"/>
-          <w:spacing w:val="7"/>
-          <w:sz w:val="28"/>
-          <w:szCs w:val="28"/>
-          <w:u w:val="single"/>
-        </w:rPr>
-        <w:t xml:space="preserve"> </w:t>
-      </w:r>
-      <w:r>
-        <w:rPr>
-          <w:rFonts w:ascii="Arial" w:hAnsi="Arial" w:cs="Arial"/>
-          <w:spacing w:val="7"/>
-          <w:sz w:val="30"/>
-          <w:szCs w:val="30"/>
-          <w:u w:val="single"/>
-        </w:rPr>
-        <w:t xml:space="preserve">MCTE"</w:t>
-      </w:r>
-      <w:r>
-        <w:rPr>
-          <w:rFonts w:ascii="Arial" w:hAnsi="Arial" w:cs="Arial"/>
-          <w:sz w:val="28"/>
-          <w:szCs w:val="28"/>
-        </w:rPr>
-        <w:t xml:space="preserve"> </w:t>
-      </w:r>
-      <w:r>
-        <w:rPr>
-          <w:rFonts w:ascii="Arial" w:hAnsi="Arial" w:cs="Arial"/>
-          <w:spacing w:val="7"/>
-          <w:sz w:val="30"/>
-          <w:szCs w:val="30"/>
-        </w:rPr>
-        <w:t xml:space="preserve">and</w:t>
+          <w:spacing w:val="-4"/>
+          <w:sz w:val="28"/>
+          <w:szCs w:val="28"/>
+        </w:rPr>
+        <w:t xml:space="preserve">Machine</w:t>
       </w:r>
       <w:r>
         <w:rPr>
@@ -1820,104 +1926,7 @@
       <w:r>
         <w:rPr>
           <w:rFonts w:ascii="Arial" w:hAnsi="Arial" w:cs="Arial"/>
-          <w:spacing w:val="7"/>
-          <w:sz w:val="30"/>
-          <w:szCs w:val="30"/>
-        </w:rPr>
-        <w:t xml:space="preserve">Credit</w:t>
-      </w:r>
-      <w:r>
-        <w:rPr>
-          <w:rFonts w:ascii="Arial" w:hAnsi="Arial" w:cs="Arial"/>
-          <w:sz w:val="17"/>
-          <w:szCs w:val="17"/>
-        </w:rPr>
-        <w:t xml:space="preserve"> </w:t>
-      </w:r>
-      <w:r>
-        <w:rPr>
-          <w:rFonts w:ascii="Arial" w:hAnsi="Arial" w:cs="Arial"/>
-          <w:spacing w:val="7"/>
-          <w:sz w:val="30"/>
-          <w:szCs w:val="30"/>
-        </w:rPr>
-        <w:t xml:space="preserve">/Debit</w:t>
-      </w:r>
-      <w:r>
-        <w:rPr>
-          <w:rFonts w:ascii="Arial" w:hAnsi="Arial" w:cs="Arial"/>
-          <w:sz w:val="22"/>
-          <w:szCs w:val="22"/>
-        </w:rPr>
-        <w:t xml:space="preserve"> </w:t>
-      </w:r>
-      <w:r>
-        <w:rPr>
-          <w:rFonts w:ascii="Arial" w:hAnsi="Arial" w:cs="Arial"/>
-          <w:spacing w:val="7"/>
-          <w:sz w:val="30"/>
-          <w:szCs w:val="30"/>
-        </w:rPr>
-        <w:t xml:space="preserve">Card</w:t>
-      </w:r>
-      <w:r>
-        <w:rPr>
-          <w:rFonts w:ascii="Arial" w:hAnsi="Arial" w:cs="Arial"/>
-          <w:sz w:val="21"/>
-          <w:szCs w:val="21"/>
-        </w:rPr>
-        <w:t xml:space="preserve"> </w:t>
-      </w:r>
-      <w:r>
-        <w:rPr>
-          <w:rFonts w:ascii="Arial" w:hAnsi="Arial" w:cs="Arial"/>
-          <w:spacing w:val="7"/>
-          <w:sz w:val="30"/>
-          <w:szCs w:val="30"/>
-        </w:rPr>
-        <w:t xml:space="preserve">through</w:t>
-      </w:r>
-      <w:r>
-        <w:rPr>
-          <w:rFonts w:ascii="Arial" w:hAnsi="Arial" w:cs="Arial"/>
-          <w:spacing w:val="8"/>
-          <w:sz w:val="28"/>
-          <w:szCs w:val="28"/>
-        </w:rPr>
-        <w:t xml:space="preserve"> </w:t>
-      </w:r>
-      <w:r>
-        <w:rPr>
-          <w:rFonts w:ascii="Arial" w:hAnsi="Arial" w:cs="Arial"/>
-          <w:spacing w:val="7"/>
-          <w:sz w:val="30"/>
-          <w:szCs w:val="30"/>
-        </w:rPr>
-        <w:t xml:space="preserve">POS</w:t>
-      </w:r>
-      <w:r>
-        <w:br/>
-      </w:r>
-      <w:r>
-        <w:rPr>
-          <w:rFonts w:ascii="Arial" w:hAnsi="Arial" w:cs="Arial"/>
-          <w:sz w:val="28"/>
-          <w:szCs w:val="28"/>
-        </w:rPr>
-        <w:t xml:space="preserve">Machine</w:t>
-      </w:r>
-      <w:r>
-        <w:rPr>
-          <w:rFonts w:ascii="Arial" w:hAnsi="Arial" w:cs="Arial"/>
-          <w:spacing w:val="30"/>
-          <w:sz w:val="28"/>
-          <w:szCs w:val="28"/>
-        </w:rPr>
-        <w:t xml:space="preserve"> </w:t>
-      </w:r>
-      <w:r>
-        <w:rPr>
-          <w:rFonts w:ascii="Arial" w:hAnsi="Arial" w:cs="Arial"/>
+          <w:spacing w:val="-4"/>
           <w:sz w:val="28"/>
           <w:szCs w:val="28"/>
         </w:rPr>
@@ -1926,15 +1935,15 @@
       <w:r>
         <w:rPr>
           <w:rFonts w:ascii="Arial" w:hAnsi="Arial" w:cs="Arial"/>
-          <w:spacing w:val="4"/>
-          <w:sz w:val="28"/>
-          <w:szCs w:val="28"/>
-        </w:rPr>
-        <w:t xml:space="preserve"> </w:t>
-      </w:r>
-      <w:r>
-        <w:rPr>
-          <w:rFonts w:ascii="Arial" w:hAnsi="Arial" w:cs="Arial"/>
+          <w:sz w:val="28"/>
+          <w:szCs w:val="28"/>
+        </w:rPr>
+        <w:t xml:space="preserve"> </w:t>
+      </w:r>
+      <w:r>
+        <w:rPr>
+          <w:rFonts w:ascii="Arial" w:hAnsi="Arial" w:cs="Arial"/>
+          <w:spacing w:val="-4"/>
           <w:sz w:val="28"/>
           <w:szCs w:val="28"/>
         </w:rPr>
@@ -1943,15 +1952,16 @@
       <w:r>
         <w:rPr>
           <w:rFonts w:ascii="Arial" w:hAnsi="Arial" w:cs="Arial"/>
-          <w:spacing w:val="8"/>
-          <w:sz w:val="28"/>
-          <w:szCs w:val="28"/>
-        </w:rPr>
-        <w:t xml:space="preserve"> </w:t>
-      </w:r>
-      <w:r>
-        <w:rPr>
-          <w:rFonts w:ascii="Arial" w:hAnsi="Arial" w:cs="Arial"/>
+          <w:spacing w:val="51"/>
+          <w:sz w:val="28"/>
+          <w:szCs w:val="28"/>
+        </w:rPr>
+        <w:t xml:space="preserve"> </w:t>
+      </w:r>
+      <w:r>
+        <w:rPr>
+          <w:rFonts w:ascii="Arial" w:hAnsi="Arial" w:cs="Arial"/>
+          <w:spacing w:val="-4"/>
           <w:sz w:val="28"/>
           <w:szCs w:val="28"/>
         </w:rPr>
@@ -1960,14 +1970,16 @@
       <w:r>
         <w:rPr>
           <w:rFonts w:ascii="Arial" w:hAnsi="Arial" w:cs="Arial"/>
-          <w:sz w:val="28"/>
-          <w:szCs w:val="28"/>
-        </w:rPr>
-        <w:t xml:space="preserve"> </w:t>
-      </w:r>
-      <w:r>
-        <w:rPr>
-          <w:rFonts w:ascii="Arial" w:hAnsi="Arial" w:cs="Arial"/>
+          <w:spacing w:val="15"/>
+          <w:sz w:val="28"/>
+          <w:szCs w:val="28"/>
+        </w:rPr>
+        <w:t xml:space="preserve"> </w:t>
+      </w:r>
+      <w:r>
+        <w:rPr>
+          <w:rFonts w:ascii="Arial" w:hAnsi="Arial" w:cs="Arial"/>
+          <w:spacing w:val="-4"/>
           <w:sz w:val="28"/>
           <w:szCs w:val="28"/>
         </w:rPr>
@@ -1976,15 +1988,16 @@
       <w:r>
         <w:rPr>
           <w:rFonts w:ascii="Arial" w:hAnsi="Arial" w:cs="Arial"/>
-          <w:spacing w:val="6"/>
-          <w:sz w:val="28"/>
-          <w:szCs w:val="28"/>
-        </w:rPr>
-        <w:t xml:space="preserve"> </w:t>
-      </w:r>
-      <w:r>
-        <w:rPr>
-          <w:rFonts w:ascii="Arial" w:hAnsi="Arial" w:cs="Arial"/>
+          <w:spacing w:val="19"/>
+          <w:sz w:val="28"/>
+          <w:szCs w:val="28"/>
+        </w:rPr>
+        <w:t xml:space="preserve"> </w:t>
+      </w:r>
+      <w:r>
+        <w:rPr>
+          <w:rFonts w:ascii="Arial" w:hAnsi="Arial" w:cs="Arial"/>
+          <w:spacing w:val="-4"/>
           <w:sz w:val="28"/>
           <w:szCs w:val="28"/>
         </w:rPr>
@@ -1993,14 +2006,15 @@
       <w:r>
         <w:rPr>
           <w:rFonts w:ascii="Arial" w:hAnsi="Arial" w:cs="Arial"/>
-          <w:sz w:val="24"/>
-          <w:szCs w:val="24"/>
-        </w:rPr>
-        <w:t xml:space="preserve"> </w:t>
-      </w:r>
-      <w:r>
-        <w:rPr>
-          <w:rFonts w:ascii="Arial" w:hAnsi="Arial" w:cs="Arial"/>
+          <w:sz w:val="28"/>
+          <w:szCs w:val="28"/>
+        </w:rPr>
+        <w:t xml:space="preserve"> </w:t>
+      </w:r>
+      <w:r>
+        <w:rPr>
+          <w:rFonts w:ascii="Arial" w:hAnsi="Arial" w:cs="Arial"/>
+          <w:spacing w:val="-4"/>
           <w:sz w:val="28"/>
           <w:szCs w:val="28"/>
         </w:rPr>
@@ -2009,15 +2023,16 @@
       <w:r>
         <w:rPr>
           <w:rFonts w:ascii="Arial" w:hAnsi="Arial" w:cs="Arial"/>
-          <w:spacing w:val="13"/>
-          <w:sz w:val="28"/>
-          <w:szCs w:val="28"/>
-        </w:rPr>
-        <w:t xml:space="preserve"> </w:t>
-      </w:r>
-      <w:r>
-        <w:rPr>
-          <w:rFonts w:ascii="Arial" w:hAnsi="Arial" w:cs="Arial"/>
+          <w:spacing w:val="38"/>
+          <w:sz w:val="28"/>
+          <w:szCs w:val="28"/>
+        </w:rPr>
+        <w:t xml:space="preserve"> </w:t>
+      </w:r>
+      <w:r>
+        <w:rPr>
+          <w:rFonts w:ascii="Arial" w:hAnsi="Arial" w:cs="Arial"/>
+          <w:spacing w:val="-4"/>
           <w:sz w:val="28"/>
           <w:szCs w:val="28"/>
         </w:rPr>
@@ -2026,17 +2041,32 @@
     </w:p>
     <w:p>
       <w:pPr>
-        <w:spacing w:before="353" w:after="0" w:line="336" w:lineRule="exact"/>
-        <w:ind w:left="700" w:right="0"/>
+        <w:spacing w:before="359" w:after="0" w:line="336" w:lineRule="exact"/>
+        <w:ind w:left="678" w:right="0"/>
       </w:pPr>
       <w:r>
         <w:rPr>
           <w:rFonts w:ascii="Arial" w:hAnsi="Arial" w:cs="Arial"/>
-          <w:spacing w:val="2"/>
           <w:sz w:val="28"/>
           <w:szCs w:val="28"/>
         </w:rPr>
         <w:t xml:space="preserve">2.</w:t>
+      </w:r>
+      <w:r>
+        <w:rPr>
+          <w:rFonts w:ascii="Arial" w:hAnsi="Arial" w:cs="Arial"/>
+          <w:sz w:val="26"/>
+          <w:szCs w:val="26"/>
+        </w:rPr>
+        <w:t xml:space="preserve"> </w:t>
+      </w:r>
+      <w:r>
+        <w:rPr>
+          <w:rFonts w:ascii="Arial" w:hAnsi="Arial" w:cs="Arial"/>
+          <w:sz w:val="28"/>
+          <w:szCs w:val="28"/>
+        </w:rPr>
+        <w:t xml:space="preserve">Payment</w:t>
       </w:r>
       <w:r>
         <w:rPr>
@@ -2049,24 +2079,6 @@
       <w:r>
         <w:rPr>
           <w:rFonts w:ascii="Arial" w:hAnsi="Arial" w:cs="Arial"/>
-          <w:spacing w:val="2"/>
-          <w:sz w:val="28"/>
-          <w:szCs w:val="28"/>
-        </w:rPr>
-        <w:t xml:space="preserve">Payment</w:t>
-      </w:r>
-      <w:r>
-        <w:rPr>
-          <w:rFonts w:ascii="Arial" w:hAnsi="Arial" w:cs="Arial"/>
-          <w:sz w:val="17"/>
-          <w:szCs w:val="17"/>
-        </w:rPr>
-        <w:t xml:space="preserve"> </w:t>
-      </w:r>
-      <w:r>
-        <w:rPr>
-          <w:rFonts w:ascii="Arial" w:hAnsi="Arial" w:cs="Arial"/>
-          <w:spacing w:val="2"/>
           <w:sz w:val="28"/>
           <w:szCs w:val="28"/>
         </w:rPr>
@@ -2083,7 +2095,6 @@
       <w:r>
         <w:rPr>
           <w:rFonts w:ascii="Arial" w:hAnsi="Arial" w:cs="Arial"/>
-          <w:spacing w:val="2"/>
           <w:sz w:val="28"/>
           <w:szCs w:val="28"/>
         </w:rPr>
@@ -2092,15 +2103,14 @@
       <w:r>
         <w:rPr>
           <w:rFonts w:ascii="Arial" w:hAnsi="Arial" w:cs="Arial"/>
-          <w:sz w:val="25"/>
-          <w:szCs w:val="25"/>
-        </w:rPr>
-        <w:t xml:space="preserve"> </w:t>
-      </w:r>
-      <w:r>
-        <w:rPr>
-          <w:rFonts w:ascii="Arial" w:hAnsi="Arial" w:cs="Arial"/>
-          <w:spacing w:val="2"/>
+          <w:sz w:val="28"/>
+          <w:szCs w:val="28"/>
+        </w:rPr>
+        <w:t xml:space="preserve"> </w:t>
+      </w:r>
+      <w:r>
+        <w:rPr>
+          <w:rFonts w:ascii="Arial" w:hAnsi="Arial" w:cs="Arial"/>
           <w:sz w:val="28"/>
           <w:szCs w:val="28"/>
         </w:rPr>
@@ -2109,15 +2119,15 @@
       <w:r>
         <w:rPr>
           <w:rFonts w:ascii="Arial" w:hAnsi="Arial" w:cs="Arial"/>
-          <w:sz w:val="24"/>
-          <w:szCs w:val="24"/>
-        </w:rPr>
-        <w:t xml:space="preserve"> </w:t>
-      </w:r>
-      <w:r>
-        <w:rPr>
-          <w:rFonts w:ascii="Arial" w:hAnsi="Arial" w:cs="Arial"/>
-          <w:spacing w:val="2"/>
+          <w:spacing w:val="18"/>
+          <w:sz w:val="28"/>
+          <w:szCs w:val="28"/>
+        </w:rPr>
+        <w:t xml:space="preserve"> </w:t>
+      </w:r>
+      <w:r>
+        <w:rPr>
+          <w:rFonts w:ascii="Arial" w:hAnsi="Arial" w:cs="Arial"/>
           <w:sz w:val="28"/>
           <w:szCs w:val="28"/>
         </w:rPr>
@@ -2126,16 +2136,15 @@
       <w:r>
         <w:rPr>
           <w:rFonts w:ascii="Arial" w:hAnsi="Arial" w:cs="Arial"/>
-          <w:spacing w:val="25"/>
-          <w:sz w:val="28"/>
-          <w:szCs w:val="28"/>
-        </w:rPr>
-        <w:t xml:space="preserve"> </w:t>
-      </w:r>
-      <w:r>
-        <w:rPr>
-          <w:rFonts w:ascii="Arial" w:hAnsi="Arial" w:cs="Arial"/>
-          <w:spacing w:val="2"/>
+          <w:spacing w:val="22"/>
+          <w:sz w:val="28"/>
+          <w:szCs w:val="28"/>
+        </w:rPr>
+        <w:t xml:space="preserve"> </w:t>
+      </w:r>
+      <w:r>
+        <w:rPr>
+          <w:rFonts w:ascii="Arial" w:hAnsi="Arial" w:cs="Arial"/>
           <w:sz w:val="28"/>
           <w:szCs w:val="28"/>
         </w:rPr>
@@ -2144,16 +2153,15 @@
       <w:r>
         <w:rPr>
           <w:rFonts w:ascii="Arial" w:hAnsi="Arial" w:cs="Arial"/>
-          <w:spacing w:val="70"/>
-          <w:sz w:val="28"/>
-          <w:szCs w:val="28"/>
-        </w:rPr>
-        <w:t xml:space="preserve"> </w:t>
-      </w:r>
-      <w:r>
-        <w:rPr>
-          <w:rFonts w:ascii="Arial" w:hAnsi="Arial" w:cs="Arial"/>
-          <w:spacing w:val="2"/>
+          <w:spacing w:val="81"/>
+          <w:sz w:val="28"/>
+          <w:szCs w:val="28"/>
+        </w:rPr>
+        <w:t xml:space="preserve"> </w:t>
+      </w:r>
+      <w:r>
+        <w:rPr>
+          <w:rFonts w:ascii="Arial" w:hAnsi="Arial" w:cs="Arial"/>
           <w:sz w:val="28"/>
           <w:szCs w:val="28"/>
         </w:rPr>
@@ -2162,15 +2170,15 @@
       <w:r>
         <w:rPr>
           <w:rFonts w:ascii="Arial" w:hAnsi="Arial" w:cs="Arial"/>
-          <w:sz w:val="26"/>
-          <w:szCs w:val="26"/>
-        </w:rPr>
-        <w:t xml:space="preserve"> </w:t>
-      </w:r>
-      <w:r>
-        <w:rPr>
-          <w:rFonts w:ascii="Arial" w:hAnsi="Arial" w:cs="Arial"/>
-          <w:spacing w:val="2"/>
+          <w:spacing w:val="4"/>
+          <w:sz w:val="28"/>
+          <w:szCs w:val="28"/>
+        </w:rPr>
+        <w:t xml:space="preserve"> </w:t>
+      </w:r>
+      <w:r>
+        <w:rPr>
+          <w:rFonts w:ascii="Arial" w:hAnsi="Arial" w:cs="Arial"/>
           <w:sz w:val="28"/>
           <w:szCs w:val="28"/>
         </w:rPr>
@@ -2179,16 +2187,15 @@
       <w:r>
         <w:rPr>
           <w:rFonts w:ascii="Arial" w:hAnsi="Arial" w:cs="Arial"/>
-          <w:spacing w:val="7"/>
-          <w:sz w:val="28"/>
-          <w:szCs w:val="28"/>
-        </w:rPr>
-        <w:t xml:space="preserve"> </w:t>
-      </w:r>
-      <w:r>
-        <w:rPr>
-          <w:rFonts w:ascii="Arial" w:hAnsi="Arial" w:cs="Arial"/>
-          <w:spacing w:val="2"/>
+          <w:spacing w:val="14"/>
+          <w:sz w:val="28"/>
+          <w:szCs w:val="28"/>
+        </w:rPr>
+        <w:t xml:space="preserve"> </w:t>
+      </w:r>
+      <w:r>
+        <w:rPr>
+          <w:rFonts w:ascii="Arial" w:hAnsi="Arial" w:cs="Arial"/>
           <w:sz w:val="28"/>
           <w:szCs w:val="28"/>
         </w:rPr>
@@ -2197,16 +2204,15 @@
       <w:r>
         <w:rPr>
           <w:rFonts w:ascii="Arial" w:hAnsi="Arial" w:cs="Arial"/>
-          <w:spacing w:val="6"/>
-          <w:sz w:val="28"/>
-          <w:szCs w:val="28"/>
-        </w:rPr>
-        <w:t xml:space="preserve"> </w:t>
-      </w:r>
-      <w:r>
-        <w:rPr>
-          <w:rFonts w:ascii="Arial" w:hAnsi="Arial" w:cs="Arial"/>
-          <w:spacing w:val="2"/>
+          <w:spacing w:val="11"/>
+          <w:sz w:val="28"/>
+          <w:szCs w:val="28"/>
+        </w:rPr>
+        <w:t xml:space="preserve"> </w:t>
+      </w:r>
+      <w:r>
+        <w:rPr>
+          <w:rFonts w:ascii="Arial" w:hAnsi="Arial" w:cs="Arial"/>
           <w:sz w:val="28"/>
           <w:szCs w:val="28"/>
         </w:rPr>
@@ -2215,16 +2221,15 @@
       <w:r>
         <w:rPr>
           <w:rFonts w:ascii="Arial" w:hAnsi="Arial" w:cs="Arial"/>
-          <w:spacing w:val="9"/>
-          <w:sz w:val="28"/>
-          <w:szCs w:val="28"/>
-        </w:rPr>
-        <w:t xml:space="preserve"> </w:t>
-      </w:r>
-      <w:r>
-        <w:rPr>
-          <w:rFonts w:ascii="Arial" w:hAnsi="Arial" w:cs="Arial"/>
-          <w:spacing w:val="2"/>
+          <w:spacing w:val="14"/>
+          <w:sz w:val="28"/>
+          <w:szCs w:val="28"/>
+        </w:rPr>
+        <w:t xml:space="preserve"> </w:t>
+      </w:r>
+      <w:r>
+        <w:rPr>
+          <w:rFonts w:ascii="Arial" w:hAnsi="Arial" w:cs="Arial"/>
           <w:sz w:val="28"/>
           <w:szCs w:val="28"/>
         </w:rPr>
@@ -2233,16 +2238,15 @@
       <w:r>
         <w:rPr>
           <w:rFonts w:ascii="Arial" w:hAnsi="Arial" w:cs="Arial"/>
-          <w:spacing w:val="6"/>
-          <w:sz w:val="28"/>
-          <w:szCs w:val="28"/>
-        </w:rPr>
-        <w:t xml:space="preserve"> </w:t>
-      </w:r>
-      <w:r>
-        <w:rPr>
-          <w:rFonts w:ascii="Arial" w:hAnsi="Arial" w:cs="Arial"/>
-          <w:spacing w:val="2"/>
+          <w:spacing w:val="20"/>
+          <w:sz w:val="28"/>
+          <w:szCs w:val="28"/>
+        </w:rPr>
+        <w:t xml:space="preserve"> </w:t>
+      </w:r>
+      <w:r>
+        <w:rPr>
+          <w:rFonts w:ascii="Arial" w:hAnsi="Arial" w:cs="Arial"/>
           <w:sz w:val="28"/>
           <w:szCs w:val="28"/>
         </w:rPr>

--- a/test/fixtures/mess_bill/report/messbill_editable.docx
+++ b/test/fixtures/mess_bill/report/messbill_editable.docx
@@ -439,8 +439,8 @@
     </w:p>
     <w:tbl>
       <w:tblPr>
-        <w:tblW w:w="10567" w:type="dxa"/>
-        <w:tblInd w:w="-63" w:type="dxa"/>
+        <w:tblW w:w="10114" w:type="dxa"/>
+        <w:tblInd w:w="584" w:type="dxa"/>
         <w:tblLayout w:type="fixed"/>
         <w:tblCellMar>
           <w:top w:w="0" w:type="dxa"/>
@@ -450,7 +450,7 @@
         </w:tblCellMar>
       </w:tblPr>
       <w:tblGrid>
-        <w:gridCol w:w="10567"/>
+        <w:gridCol w:w="10114"/>
       </w:tblGrid>
       <w:tr>
         <w:trPr>
@@ -458,16 +458,17 @@
         </w:trPr>
         <w:tc>
           <w:tcPr>
-            <w:tcW w:w="10567" w:type="dxa"/>
+            <w:tcW w:w="10114" w:type="dxa"/>
             <w:shd w:val="clear" w:color="auto" w:fill="D8D5D6"/>
             <w:vAlign w:val="top"/>
           </w:tcPr>
           <w:p>
             <w:pPr>
               <w:spacing w:before="156" w:after="0" w:line="552" w:lineRule="exact"/>
-              <w:ind w:left="1439" w:right="0"/>
+              <w:ind w:left="0" w:right="134"/>
+              <w:jc w:val="center"/>
             </w:pPr>
-            <w:bookmarkStart w:id="5" w:name="_OCR_5"/>
+            <w:bookmarkStart w:id="7" w:name="_OCR_7"/>
             <w:r>
               <w:rPr>
                 <w:rFonts w:ascii="Arial" w:hAnsi="Arial" w:cs="Arial"/>
@@ -479,7 +480,7 @@
               </w:rPr>
               <w:t xml:space="preserve">Mess</w:t>
             </w:r>
-            <w:bookmarkEnd w:id="5"/>
+            <w:bookmarkEnd w:id="7"/>
             <w:r>
               <w:rPr>
                 <w:rFonts w:ascii="Arial" w:hAnsi="Arial" w:cs="Arial"/>
@@ -643,7 +644,7 @@
     <w:p>
       <w:pPr>
         <w:tabs>
-          <w:tab w:val="left" w:pos="1543"/>
+          <w:tab w:val="left" w:pos="1561"/>
           <w:tab w:val="left" w:pos="1918"/>
         </w:tabs>
         <w:spacing w:before="87" w:after="0" w:line="336" w:lineRule="exact"/>
@@ -898,7 +899,7 @@
     <w:p>
       <w:pPr>
         <w:tabs>
-          <w:tab w:val="left" w:pos="1543"/>
+          <w:tab w:val="left" w:pos="1561"/>
           <w:tab w:val="left" w:pos="1918"/>
         </w:tabs>
         <w:spacing w:before="67" w:after="0" w:line="336" w:lineRule="exact"/>
@@ -951,6 +952,7 @@
     <w:p>
       <w:pPr>
         <w:tabs>
+          <w:tab w:val="left" w:pos="1561"/>
           <w:tab w:val="left" w:pos="1918"/>
         </w:tabs>
         <w:spacing w:before="67" w:after="0" w:line="336" w:lineRule="exact"/>
@@ -964,6 +966,24 @@
         </w:rPr>
         <w:t xml:space="preserve">To</w:t>
       </w:r>
+      <w:r>
+        <w:rPr>
+          <w:rFonts w:ascii="Arial" w:hAnsi="Arial" w:cs="Arial"/>
+          <w:sz w:val="28"/>
+          <w:szCs w:val="28"/>
+        </w:rPr>
+        <w:tab/>
+      </w:r>
+      <w:bookmarkStart w:id="4" w:name="_OCR_4"/>
+      <w:r>
+        <w:rPr>
+          <w:rFonts w:ascii="Arial" w:hAnsi="Arial" w:cs="Arial"/>
+          <w:sz w:val="28"/>
+          <w:szCs w:val="28"/>
+        </w:rPr>
+        <w:t xml:space="preserve">:</w:t>
+      </w:r>
+      <w:bookmarkEnd w:id="4"/>
       <w:r>
         <w:rPr>
           <w:rFonts w:ascii="Arial" w:hAnsi="Arial" w:cs="Arial"/>
@@ -1417,23 +1437,42 @@
     </w:p>
     <w:p>
       <w:pPr>
-        <w:spacing w:before="318" w:after="0" w:line="336" w:lineRule="exact"/>
+        <w:spacing w:before="342" w:after="0" w:line="336" w:lineRule="exact"/>
         <w:ind w:left="673" w:right="0"/>
       </w:pPr>
-      <w:bookmarkStart w:id="4" w:name="_OCR_4"/>
-      <w:r>
-        <w:rPr>
-          <w:rFonts w:ascii="Arial" w:hAnsi="Arial" w:cs="Arial"/>
-          <w:sz w:val="28"/>
-          <w:szCs w:val="28"/>
+      <w:bookmarkStart w:id="5" w:name="_OCR_5"/>
+      <w:r>
+        <w:rPr>
+          <w:rFonts w:ascii="Arial" w:hAnsi="Arial" w:cs="Arial"/>
+          <w:sz w:val="28"/>
+          <w:szCs w:val="28"/>
+          <w:u w:val="single"/>
         </w:rPr>
         <w:t xml:space="preserve">Note</w:t>
       </w:r>
-      <w:bookmarkEnd w:id="4"/>
+      <w:bookmarkEnd w:id="5"/>
+      <w:r>
+        <w:rPr>
+          <w:rFonts w:ascii="Arial" w:hAnsi="Arial" w:cs="Arial"/>
+          <w:sz w:val="26"/>
+          <w:szCs w:val="26"/>
+        </w:rPr>
+        <w:t xml:space="preserve"> </w:t>
+      </w:r>
+      <w:bookmarkStart w:id="6" w:name="_OCR_6"/>
+      <w:r>
+        <w:rPr>
+          <w:rFonts w:ascii="Arial" w:hAnsi="Arial" w:cs="Arial"/>
+          <w:sz w:val="28"/>
+          <w:szCs w:val="28"/>
+        </w:rPr>
+        <w:t xml:space="preserve">:</w:t>
+      </w:r>
+      <w:bookmarkEnd w:id="6"/>
     </w:p>
     <w:p>
       <w:pPr>
-        <w:spacing w:before="24" w:after="0" w:line="354" w:lineRule="exact"/>
+        <w:spacing w:before="0" w:after="0" w:line="354" w:lineRule="exact"/>
         <w:ind w:left="686" w:right="0" w:firstLine="17"/>
       </w:pPr>
       <w:r>
